--- a/docs/documentos-funcionales/09-academia-bbva.docx
+++ b/docs/documentos-funcionales/09-academia-bbva.docx
@@ -14,7 +14,7 @@
           <w:sz w:val="18"/>
           <w:szCs w:val="18"/>
         </w:rPr>
-        <w:t xml:space="preserve">BBVA MI CASA — PROTOTIPO FUNCIONAL</w:t>
+        <w:t xml:space="preserve">BBVA MI CASA — REQUERIMIENTOS FUNCIONALES</w:t>
       </w:r>
     </w:p>
     <w:p>
@@ -43,26 +43,7 @@
           <w:sz w:val="20"/>
           <w:szCs w:val="20"/>
         </w:rPr>
-        <w:t xml:space="preserve">Documento funcional  ·  15 de septiembre de 2026</w:t>
-      </w:r>
-    </w:p>
-    <w:p>
-      <w:pPr>
-        <w:pBdr>
-          <w:left w:val="single" w:color="004481" w:sz="18" w:space="8"/>
-        </w:pBdr>
-        <w:spacing w:after="60"/>
-        <w:ind w:left="200"/>
-      </w:pPr>
-      <w:r>
-        <w:rPr>
-          <w:i/>
-          <w:iCs/>
-          <w:color w:val="5B6B7A"/>
-          <w:sz w:val="20"/>
-          <w:szCs w:val="20"/>
-        </w:rPr>
-        <w:t xml:space="preserve">Nota de alcance: este documento describe el funcionamiento de una MAQUETA / PROTOTIPO FUNCIONAL de BBVA Mi Casa (una interfaz navegable con datos y reglas de ejemplo, sin backend ni integraciones reales), no la documentación de un proyecto en producción. Donde algo hoy está simulado, mockeado o pendiente de definición, se aclara explícitamente en las secciones de Integraciones, Seguridad y Pendientes.</w:t>
+        <w:t xml:space="preserve">Requerimiento funcional  ·  15 de septiembre de 2026</w:t>
       </w:r>
     </w:p>
     <w:p>
@@ -118,33 +99,33 @@
           <w:bCs/>
           <w:color w:val="0B1F3A"/>
         </w:rPr>
-        <w:t xml:space="preserve">Incluye en este prototipo</w:t>
-      </w:r>
-    </w:p>
-    <w:p>
-      <w:pPr>
-        <w:pStyle w:val="ListParagraph"/>
-        <w:numPr>
-          <w:ilvl w:val="0"/>
-          <w:numId w:val="2"/>
-        </w:numPr>
-        <w:spacing w:after="90"/>
-      </w:pPr>
-      <w:r>
-        <w:t xml:space="preserve">Pantalla "Academia BBVA" con un checklist de progreso de la sección "Aprende" (los 5 módulos de contenido).</w:t>
-      </w:r>
-    </w:p>
-    <w:p>
-      <w:pPr>
-        <w:pStyle w:val="ListParagraph"/>
-        <w:numPr>
-          <w:ilvl w:val="0"/>
-          <w:numId w:val="2"/>
-        </w:numPr>
-        <w:spacing w:after="90"/>
-      </w:pPr>
-      <w:r>
-        <w:t xml:space="preserve">Cada módulo: teoría + mini-quiz de opción múltiple → pantalla de "logro" al aprobar.</w:t>
+        <w:t xml:space="preserve">Incluye</w:t>
+      </w:r>
+    </w:p>
+    <w:p>
+      <w:pPr>
+        <w:pStyle w:val="ListParagraph"/>
+        <w:numPr>
+          <w:ilvl w:val="0"/>
+          <w:numId w:val="2"/>
+        </w:numPr>
+        <w:spacing w:after="90"/>
+      </w:pPr>
+      <w:r>
+        <w:t xml:space="preserve">Pantalla "Academia BBVA" con un checklist de progreso de los 5 módulos de contenido.</w:t>
+      </w:r>
+    </w:p>
+    <w:p>
+      <w:pPr>
+        <w:pStyle w:val="ListParagraph"/>
+        <w:numPr>
+          <w:ilvl w:val="0"/>
+          <w:numId w:val="2"/>
+        </w:numPr>
+        <w:spacing w:after="90"/>
+      </w:pPr>
+      <w:r>
+        <w:t xml:space="preserve">Cada módulo: teoría + mini-quiz de opción múltiple → pantalla de logro al aprobar.</w:t>
       </w:r>
     </w:p>
     <w:p>
@@ -171,20 +152,20 @@
           <w:bCs/>
           <w:color w:val="0B1F3A"/>
         </w:rPr>
-        <w:t xml:space="preserve">No incluye</w:t>
-      </w:r>
-    </w:p>
-    <w:p>
-      <w:pPr>
-        <w:pStyle w:val="ListParagraph"/>
-        <w:numPr>
-          <w:ilvl w:val="0"/>
-          <w:numId w:val="2"/>
-        </w:numPr>
-        <w:spacing w:after="90"/>
-      </w:pPr>
-      <w:r>
-        <w:t xml:space="preserve">Las secciones "Empieza" (crear cuenta / completar perfil), "Simula", "Explora" y "Conéctate" del checklist original — se sacaron de la vista de Academia BBVA a pedido de negocio: mezclaban contenido educativo con acciones de producto y con cuenta/perfil, que no son contenido de crédito o hipotecas. El código y los datos de esas secciones se mantienen intactos por si se necesita reactivarlas más adelante.</w:t>
+        <w:t xml:space="preserve">Fuera de alcance</w:t>
+      </w:r>
+    </w:p>
+    <w:p>
+      <w:pPr>
+        <w:pStyle w:val="ListParagraph"/>
+        <w:numPr>
+          <w:ilvl w:val="0"/>
+          <w:numId w:val="2"/>
+        </w:numPr>
+        <w:spacing w:after="90"/>
+      </w:pPr>
+      <w:r>
+        <w:t xml:space="preserve">Contenido no relacionado a crédito o hipotecas (cuenta/perfil, acciones de producto) — Academia BBVA se acota a contenido educativo de crédito e hipotecas.</w:t>
       </w:r>
     </w:p>
     <w:p>
@@ -214,7 +195,7 @@
         <w:spacing w:after="90"/>
       </w:pPr>
       <w:r>
-        <w:t xml:space="preserve">Usuario logueado únicamente — toda Academia BBVA (incluida la teoría) requiere sesión.</w:t>
+        <w:t xml:space="preserve">Usuario logueado únicamente — toda Academia BBVA (incluida la teoría) requiere sesión, ver Pendientes.</w:t>
       </w:r>
     </w:p>
     <w:p>
@@ -326,7 +307,7 @@
         <w:spacing w:after="90"/>
       </w:pPr>
       <w:r>
-        <w:t xml:space="preserve">Un módulo se marca "completo" al aprobar su mini-quiz — no hay un puntaje mínimo especial más allá de responder correctamente.</w:t>
+        <w:t xml:space="preserve">Un módulo se marca completo al aprobar su mini-quiz.</w:t>
       </w:r>
     </w:p>
     <w:p>
@@ -356,20 +337,20 @@
           <w:bCs/>
           <w:color w:val="004481"/>
         </w:rPr>
-        <w:t xml:space="preserve">6. Datos que maneja — equipo de Data</w:t>
-      </w:r>
-    </w:p>
-    <w:p>
-      <w:pPr>
-        <w:pStyle w:val="ListParagraph"/>
-        <w:numPr>
-          <w:ilvl w:val="0"/>
-          <w:numId w:val="2"/>
-        </w:numPr>
-        <w:spacing w:after="90"/>
-      </w:pPr>
-      <w:r>
-        <w:t xml:space="preserve">Progreso por módulo y por paso, por cuenta, persistido en localStorage.</w:t>
+        <w:t xml:space="preserve">6. Requerimientos de datos — equipo de Data</w:t>
+      </w:r>
+    </w:p>
+    <w:p>
+      <w:pPr>
+        <w:pStyle w:val="ListParagraph"/>
+        <w:numPr>
+          <w:ilvl w:val="0"/>
+          <w:numId w:val="2"/>
+        </w:numPr>
+        <w:spacing w:after="90"/>
+      </w:pPr>
+      <w:r>
+        <w:t xml:space="preserve">Progreso por módulo y por paso, por usuario, persistido en base de datos asociado al id de usuario.</w:t>
       </w:r>
     </w:p>
     <w:p>
@@ -386,20 +367,20 @@
           <w:bCs/>
           <w:color w:val="004481"/>
         </w:rPr>
-        <w:t xml:space="preserve">7. Integraciones y dependencias — equipo de Infraestructura</w:t>
-      </w:r>
-    </w:p>
-    <w:p>
-      <w:pPr>
-        <w:pStyle w:val="ListParagraph"/>
-        <w:numPr>
-          <w:ilvl w:val="0"/>
-          <w:numId w:val="2"/>
-        </w:numPr>
-        <w:spacing w:after="90"/>
-      </w:pPr>
-      <w:r>
-        <w:t xml:space="preserve">Ninguna: contenido educativo estático, embebido en el archivo del prototipo.</w:t>
+        <w:t xml:space="preserve">7. Integraciones e infraestructura — equipo de Infraestructura</w:t>
+      </w:r>
+    </w:p>
+    <w:p>
+      <w:pPr>
+        <w:pStyle w:val="ListParagraph"/>
+        <w:numPr>
+          <w:ilvl w:val="0"/>
+          <w:numId w:val="2"/>
+        </w:numPr>
+        <w:spacing w:after="90"/>
+      </w:pPr>
+      <w:r>
+        <w:t xml:space="preserve">El contenido educativo (teoría y preguntas) debe administrarse desde un CMS editable por el equipo de negocio/contenido, no vivir embebido en el código de la aplicación.</w:t>
       </w:r>
     </w:p>
     <w:p>
@@ -416,20 +397,20 @@
           <w:bCs/>
           <w:color w:val="004481"/>
         </w:rPr>
-        <w:t xml:space="preserve">8. Consideraciones de seguridad — equipo de Seguridad</w:t>
-      </w:r>
-    </w:p>
-    <w:p>
-      <w:pPr>
-        <w:pStyle w:val="ListParagraph"/>
-        <w:numPr>
-          <w:ilvl w:val="0"/>
-          <w:numId w:val="2"/>
-        </w:numPr>
-        <w:spacing w:after="90"/>
-      </w:pPr>
-      <w:r>
-        <w:t xml:space="preserve">Sin datos sensibles; el acceso restringido a cuenta solo sirve para asociar el progreso a esa cuenta.</w:t>
+        <w:t xml:space="preserve">8. Requerimientos de seguridad — equipo de Seguridad</w:t>
+      </w:r>
+    </w:p>
+    <w:p>
+      <w:pPr>
+        <w:pStyle w:val="ListParagraph"/>
+        <w:numPr>
+          <w:ilvl w:val="0"/>
+          <w:numId w:val="2"/>
+        </w:numPr>
+        <w:spacing w:after="90"/>
+      </w:pPr>
+      <w:r>
+        <w:t xml:space="preserve">Requiere sesión autenticada; sin datos sensibles más allá del progreso mismo.</w:t>
       </w:r>
     </w:p>
     <w:p>
@@ -446,76 +427,33 @@
           <w:bCs/>
           <w:color w:val="004481"/>
         </w:rPr>
-        <w:t xml:space="preserve">9. Limitaciones conocidas del prototipo</w:t>
-      </w:r>
-    </w:p>
-    <w:p>
-      <w:pPr>
-        <w:pStyle w:val="ListParagraph"/>
-        <w:numPr>
-          <w:ilvl w:val="0"/>
-          <w:numId w:val="2"/>
-        </w:numPr>
-        <w:spacing w:after="90"/>
-      </w:pPr>
-      <w:r>
-        <w:t xml:space="preserve">Contenido fijo, no editable ni actualizable sin modificar el código fuente.</w:t>
-      </w:r>
-    </w:p>
-    <w:p>
-      <w:pPr>
-        <w:pStyle w:val="ListParagraph"/>
-        <w:numPr>
-          <w:ilvl w:val="0"/>
-          <w:numId w:val="2"/>
-        </w:numPr>
-        <w:spacing w:after="90"/>
-      </w:pPr>
-      <w:r>
-        <w:t xml:space="preserve">El "logro" no tiene ninguna validez formal ni certificación real.</w:t>
-      </w:r>
-    </w:p>
-    <w:p>
-      <w:pPr>
-        <w:pStyle w:val="Heading2"/>
-        <w:pBdr>
-          <w:bottom w:val="single" w:color="D9DEE4" w:sz="4" w:space="4"/>
-        </w:pBdr>
-        <w:spacing w:after="120" w:before="300"/>
-      </w:pPr>
-      <w:r>
-        <w:rPr>
-          <w:b/>
-          <w:bCs/>
-          <w:color w:val="004481"/>
-        </w:rPr>
-        <w:t xml:space="preserve">10. Pendientes / decisiones abiertas</w:t>
-      </w:r>
-    </w:p>
-    <w:p>
-      <w:pPr>
-        <w:pStyle w:val="ListParagraph"/>
-        <w:numPr>
-          <w:ilvl w:val="0"/>
-          <w:numId w:val="2"/>
-        </w:numPr>
-        <w:spacing w:after="90"/>
-      </w:pPr>
-      <w:r>
-        <w:t xml:space="preserve">Evaluar si el contenido debe migrar a un CMS editable por negocio.</w:t>
-      </w:r>
-    </w:p>
-    <w:p>
-      <w:pPr>
-        <w:pStyle w:val="ListParagraph"/>
-        <w:numPr>
-          <w:ilvl w:val="0"/>
-          <w:numId w:val="2"/>
-        </w:numPr>
-        <w:spacing w:after="90"/>
-      </w:pPr>
-      <w:r>
-        <w:t xml:space="preserve">Evaluar si Academia BBVA (al menos la teoría) debería ser accesible sin sesión, para bajar la fricción de entrada — de forma análoga a lo que ya se hizo con el Simulador (Módulo 5).</w:t>
+        <w:t xml:space="preserve">9. Pendientes / decisiones abiertas</w:t>
+      </w:r>
+    </w:p>
+    <w:p>
+      <w:pPr>
+        <w:pStyle w:val="ListParagraph"/>
+        <w:numPr>
+          <w:ilvl w:val="0"/>
+          <w:numId w:val="2"/>
+        </w:numPr>
+        <w:spacing w:after="90"/>
+      </w:pPr>
+      <w:r>
+        <w:t xml:space="preserve">Evaluar si Academia BBVA (al menos la teoría) debería ser accesible sin sesión, para bajar la fricción de entrada — de forma análoga a como ya funciona el Simulador (Módulo 5).</w:t>
+      </w:r>
+    </w:p>
+    <w:p>
+      <w:pPr>
+        <w:pStyle w:val="ListParagraph"/>
+        <w:numPr>
+          <w:ilvl w:val="0"/>
+          <w:numId w:val="2"/>
+        </w:numPr>
+        <w:spacing w:after="90"/>
+      </w:pPr>
+      <w:r>
+        <w:t xml:space="preserve">Definir el CMS/flujo editorial para mantener el contenido actualizado.</w:t>
       </w:r>
     </w:p>
     <w:sectPr>
